--- a/assets/downloads/04_Narrative_Enhancement_Two_Algorithms_Soliev.docx
+++ b/assets/downloads/04_Narrative_Enhancement_Two_Algorithms_Soliev.docx
@@ -719,7 +719,7 @@
           <w:sz w:val="24"/>
           <w:szCs w:val="24"/>
         </w:rPr>
-        <w:t xml:space="preserve">The naive and unbounded strategies examine every session at every size, so their work grows linearly. The bounded strategy’s work rises by about 3.4 on average each time the history grows tenfold, close to log₂(10), which is 3.32: the signature of logarithmic growth, measured directly. In the run recorded for the final release, a million-session history took about 156 milliseconds per check under the naive approach and about one microsecond under the bounded one; running times vary by machine, while the counts of sessions examined do not.</w:t>
+        <w:t xml:space="preserve">The naive and unbounded strategies examine every session at every size, so their work grows linearly. The bounded strategy’s work rises by about 3.4 on average each time the history grows tenfold, close to log₂(10), which is 3.32: the signature of logarithmic growth, measured directly. In the run recorded for the final release, a million-session history took about 156 milliseconds per check under the naive approach and about one microsecond under the bounded one; running times vary by machine, while the counts of sessions examined do not. The same comparison also runs inside a real MongoDB server, where the counts come from MongoDB’s own execution statistics rather than from a model, and continuous integration repeats it on every change.</w:t>
       </w:r>
     </w:p>
     <w:p>
